--- a/public/files/CERTIFICATE-OF-RESIDENCY.docx
+++ b/public/files/CERTIFICATE-OF-RESIDENCY.docx
@@ -1531,7 +1531,7 @@
         <mc:AlternateContent>
           <mc:Choice Requires="wpg">
             <w:drawing>
-              <wp:anchor distT="0" distB="0" distL="114300" distR="114300" simplePos="0" relativeHeight="251672576" behindDoc="0" locked="0" layoutInCell="1" allowOverlap="1" wp14:anchorId="28CA3702" wp14:editId="70AD0DDB">
+              <wp:anchor distT="0" distB="0" distL="114300" distR="114300" simplePos="0" relativeHeight="251672576" behindDoc="0" locked="0" layoutInCell="1" allowOverlap="1" wp14:anchorId="28CA3702" wp14:editId="4CD7B648">
                 <wp:simplePos x="0" y="0"/>
                 <wp:positionH relativeFrom="column">
                   <wp:posOffset>5493385</wp:posOffset>
@@ -1542,7 +1542,7 @@
                 <wp:extent cx="1057910" cy="1059180"/>
                 <wp:effectExtent l="0" t="0" r="27940" b="26670"/>
                 <wp:wrapNone/>
-                <wp:docPr id="570919113" name="Group 61"/>
+                <wp:docPr id="570919113" name="Group 61" descr="{seal}"/>
                 <wp:cNvGraphicFramePr/>
                 <a:graphic xmlns:a="http://schemas.openxmlformats.org/drawingml/2006/main">
                   <a:graphicData uri="http://schemas.microsoft.com/office/word/2010/wordprocessingGroup">
@@ -1673,11 +1673,11 @@
           </mc:Choice>
           <mc:Fallback>
             <w:pict>
-              <v:group w14:anchorId="28CA3702" id="Group 61" o:spid="_x0000_s1034" style="position:absolute;left:0;text-align:left;margin-left:432.55pt;margin-top:678pt;width:83.3pt;height:83.4pt;z-index:251672576" coordsize="10584,10591" o:gfxdata="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">
+              <v:group w14:anchorId="28CA3702" id="Group 61" o:spid="_x0000_s1035" alt="{seal}" style="position:absolute;left:0;text-align:left;margin-left:432.55pt;margin-top:678pt;width:83.3pt;height:83.4pt;z-index:251672576" coordsize="10584,10591" o:gfxdata="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">
                 <v:shapetype id="_x0000_t120" coordsize="21600,21600" o:spt="120" path="m10800,qx,10800,10800,21600,21600,10800,10800,xe">
                   <v:path gradientshapeok="t" o:connecttype="custom" o:connectlocs="10800,0;3163,3163;0,10800;3163,18437;10800,21600;18437,18437;21600,10800;18437,3163" textboxrect="3163,3163,18437,18437"/>
                 </v:shapetype>
-                <v:shape id="Flowchart: Connector 8" o:spid="_x0000_s1035" type="#_x0000_t120" style="position:absolute;width:10584;height:10591;visibility:visible;mso-wrap-style:square;v-text-anchor:middle" o:gfxdata="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" fillcolor="white [3201]" strokecolor="#7f7f7f [1612]" strokeweight=".25pt">
+                <v:shape id="Flowchart: Connector 8" o:spid="_x0000_s1036" type="#_x0000_t120" style="position:absolute;width:10584;height:10591;visibility:visible;mso-wrap-style:square;v-text-anchor:middle" o:gfxdata="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" fillcolor="white [3201]" strokecolor="#7f7f7f [1612]" strokeweight=".25pt">
                   <v:stroke joinstyle="miter"/>
                   <v:textbox>
                     <w:txbxContent>
@@ -1689,7 +1689,11 @@
                     </w:txbxContent>
                   </v:textbox>
                 </v:shape>
-                <v:shape id="_x0000_s1036" type="#_x0000_t202" style="position:absolute;left:1797;top:2854;width:7048;height:5016;visibility:visible;mso-wrap-style:square;v-text-anchor:top" o:gfxdata="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" stroked="f">
+                <v:shapetype id="_x0000_t202" coordsize="21600,21600" o:spt="202" path="m,l,21600r21600,l21600,xe">
+                  <v:stroke joinstyle="miter"/>
+                  <v:path gradientshapeok="t" o:connecttype="rect"/>
+                </v:shapetype>
+                <v:shape id="_x0000_s1037" type="#_x0000_t202" style="position:absolute;left:1797;top:2854;width:7048;height:5016;visibility:visible;mso-wrap-style:square;v-text-anchor:top" o:gfxdata="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" stroked="f">
                   <v:textbox style="mso-fit-shape-to-text:t">
                     <w:txbxContent>
                       <w:p>
@@ -1740,7 +1744,7 @@
           <w14:ligatures w14:val="none"/>
         </w:rPr>
         <w:drawing>
-          <wp:anchor distT="0" distB="0" distL="114300" distR="114300" simplePos="0" relativeHeight="251687936" behindDoc="1" locked="0" layoutInCell="1" allowOverlap="1" wp14:anchorId="39F98B5C" wp14:editId="35642B8E">
+          <wp:anchor distT="0" distB="0" distL="114300" distR="114300" simplePos="0" relativeHeight="251687936" behindDoc="1" locked="0" layoutInCell="1" allowOverlap="1" wp14:anchorId="39F98B5C" wp14:editId="37CFA02C">
             <wp:simplePos x="0" y="0"/>
             <wp:positionH relativeFrom="margin">
               <wp:posOffset>4341919</wp:posOffset>
@@ -1751,7 +1755,7 @@
             <wp:extent cx="1062395" cy="1062395"/>
             <wp:effectExtent l="0" t="0" r="0" b="0"/>
             <wp:wrapNone/>
-            <wp:docPr id="1117202640" name="Picture 46"/>
+            <wp:docPr id="1117202640" name="Picture 46" descr="{qr}"/>
             <wp:cNvGraphicFramePr>
               <a:graphicFrameLocks xmlns:a="http://schemas.openxmlformats.org/drawingml/2006/main" noChangeAspect="1"/>
             </wp:cNvGraphicFramePr>
@@ -1759,7 +1763,7 @@
               <a:graphicData uri="http://schemas.openxmlformats.org/drawingml/2006/picture">
                 <pic:pic xmlns:pic="http://schemas.openxmlformats.org/drawingml/2006/picture">
                   <pic:nvPicPr>
-                    <pic:cNvPr id="1117202640" name="Picture 1117202640"/>
+                    <pic:cNvPr id="1117202640" name="Picture 46" descr="{qr}"/>
                     <pic:cNvPicPr/>
                   </pic:nvPicPr>
                   <pic:blipFill>
